--- a/PRD.docx
+++ b/PRD.docx
@@ -89,7 +89,7 @@
           <w:sz w:val="19"/>
           <w:szCs w:val="19"/>
         </w:rPr>
-        <w:t>GoComet</w:t>
+        <w:t>Agentic Data Lake</w:t>
       </w:r>
       <w:proofErr w:type="spellEnd"/>
       <w:r>
@@ -99,7 +99,7 @@
           <w:sz w:val="19"/>
           <w:szCs w:val="19"/>
         </w:rPr>
-        <w:t xml:space="preserve"> DAW</w:t>
+        <w:t xml:space="preserve"/>
       </w:r>
       <w:r>
         <w:rPr>
